--- a/docs/Svea_Payments_Finland_for_WooCommerce_manual.docx
+++ b/docs/Svea_Payments_Finland_for_WooCommerce_manual.docx
@@ -3244,19 +3244,7 @@
           <w:rPr>
             <w:rStyle w:val="Hyperlink"/>
           </w:rPr>
-          <w:t>http://docs.sveapay</w:t>
-        </w:r>
-        <w:r>
-          <w:rPr>
-            <w:rStyle w:val="Hyperlink"/>
-          </w:rPr>
-          <w:t>m</w:t>
-        </w:r>
-        <w:r>
-          <w:rPr>
-            <w:rStyle w:val="Hyperlink"/>
-          </w:rPr>
-          <w:t>ents.fi</w:t>
+          <w:t>http://docs.sveapayments.fi</w:t>
         </w:r>
       </w:hyperlink>
       <w:r>
@@ -3436,6 +3424,25 @@
     </w:p>
     <w:p>
       <w:pPr>
+        <w:pStyle w:val="Textbody"/>
+      </w:pPr>
+      <w:r>
+        <w:t xml:space="preserve">The plugin requires an activated Svea Payments payment service to work in production. If you don’t have it yet, please contact </w:t>
+      </w:r>
+      <w:hyperlink r:id="rId13" w:history="1">
+        <w:r>
+          <w:rPr>
+            <w:rStyle w:val="Hyperlink"/>
+          </w:rPr>
+          <w:t>myynti.payments@svea.fi</w:t>
+        </w:r>
+      </w:hyperlink>
+      <w:r>
+        <w:t xml:space="preserve">  </w:t>
+      </w:r>
+    </w:p>
+    <w:p>
+      <w:pPr>
         <w:pStyle w:val="Heading2"/>
       </w:pPr>
       <w:bookmarkStart w:id="26" w:name="_Toc10646645"/>
@@ -3470,14 +3477,7 @@
           <w:b/>
           <w:bCs/>
         </w:rPr>
-        <w:t>Note</w:t>
-      </w:r>
-      <w:r>
-        <w:rPr>
-          <w:b/>
-          <w:bCs/>
-        </w:rPr>
-        <w:t>!</w:t>
+        <w:t>Note!</w:t>
       </w:r>
       <w:r>
         <w:t xml:space="preserve"> This version is for new installations only. Migration support</w:t>
@@ -3568,6 +3568,9 @@
         <w:ind w:left="720"/>
       </w:pPr>
       <w:r>
+        <w:rPr>
+          <w:noProof/>
+        </w:rPr>
         <w:drawing>
           <wp:inline distT="0" distB="0" distL="0" distR="0" wp14:anchorId="7024AD7B" wp14:editId="4BC2C7E1">
             <wp:extent cx="6120765" cy="3328035"/>
@@ -3584,7 +3587,7 @@
                     <pic:cNvPicPr/>
                   </pic:nvPicPr>
                   <pic:blipFill>
-                    <a:blip r:embed="rId13"/>
+                    <a:blip r:embed="rId14"/>
                     <a:stretch>
                       <a:fillRect/>
                     </a:stretch>
@@ -3674,6 +3677,9 @@
         <w:ind w:left="720"/>
       </w:pPr>
       <w:r>
+        <w:rPr>
+          <w:noProof/>
+        </w:rPr>
         <w:drawing>
           <wp:inline distT="0" distB="0" distL="0" distR="0" wp14:anchorId="07034FC4" wp14:editId="6EE9D8A3">
             <wp:extent cx="6120765" cy="1045210"/>
@@ -3690,7 +3696,7 @@
                     <pic:cNvPicPr/>
                   </pic:nvPicPr>
                   <pic:blipFill>
-                    <a:blip r:embed="rId14"/>
+                    <a:blip r:embed="rId15"/>
                     <a:stretch>
                       <a:fillRect/>
                     </a:stretch>
@@ -3710,28 +3716,8 @@
           </wp:inline>
         </w:drawing>
       </w:r>
-    </w:p>
-    <w:p>
-      <w:pPr>
-        <w:pStyle w:val="Textbody"/>
-        <w:ind w:left="720"/>
-      </w:pPr>
-    </w:p>
-    <w:p>
-      <w:pPr>
-        <w:pStyle w:val="Textbody"/>
-        <w:ind w:left="720"/>
-      </w:pPr>
-      <w:r>
-        <w:t>(</w:t>
-      </w:r>
-      <w:proofErr w:type="gramStart"/>
-      <w:r>
-        <w:t>continues on</w:t>
-      </w:r>
-      <w:proofErr w:type="gramEnd"/>
-      <w:r>
-        <w:t xml:space="preserve"> next page…)</w:t>
+      <w:r>
+        <w:t>(continues on next page…)</w:t>
       </w:r>
     </w:p>
     <w:p>
@@ -3763,6 +3749,9 @@
         <w:ind w:left="720"/>
       </w:pPr>
       <w:r>
+        <w:rPr>
+          <w:noProof/>
+        </w:rPr>
         <w:drawing>
           <wp:inline distT="0" distB="0" distL="0" distR="0" wp14:anchorId="51743E29" wp14:editId="66B4240E">
             <wp:extent cx="6120765" cy="1052830"/>
@@ -3779,7 +3768,7 @@
                     <pic:cNvPicPr/>
                   </pic:nvPicPr>
                   <pic:blipFill>
-                    <a:blip r:embed="rId15"/>
+                    <a:blip r:embed="rId16"/>
                     <a:stretch>
                       <a:fillRect/>
                     </a:stretch>
@@ -3886,6 +3875,9 @@
         <w:pStyle w:val="Textbody"/>
       </w:pPr>
       <w:r>
+        <w:rPr>
+          <w:noProof/>
+        </w:rPr>
         <w:drawing>
           <wp:inline distT="0" distB="0" distL="0" distR="0" wp14:anchorId="7D37AEA1" wp14:editId="507B4F34">
             <wp:extent cx="6120765" cy="1788160"/>
@@ -3902,7 +3894,7 @@
                     <pic:cNvPicPr/>
                   </pic:nvPicPr>
                   <pic:blipFill>
-                    <a:blip r:embed="rId16"/>
+                    <a:blip r:embed="rId17"/>
                     <a:stretch>
                       <a:fillRect/>
                     </a:stretch>
@@ -3956,6 +3948,9 @@
         <w:pStyle w:val="Textbody"/>
       </w:pPr>
       <w:r>
+        <w:rPr>
+          <w:noProof/>
+        </w:rPr>
         <w:drawing>
           <wp:inline distT="0" distB="0" distL="0" distR="0" wp14:anchorId="4DAD4961" wp14:editId="52A755E2">
             <wp:extent cx="6120765" cy="921385"/>
@@ -3972,7 +3967,7 @@
                     <pic:cNvPicPr/>
                   </pic:nvPicPr>
                   <pic:blipFill>
-                    <a:blip r:embed="rId17"/>
+                    <a:blip r:embed="rId18"/>
                     <a:stretch>
                       <a:fillRect/>
                     </a:stretch>
@@ -4016,6 +4011,9 @@
         <w:pStyle w:val="Textbody"/>
       </w:pPr>
       <w:r>
+        <w:rPr>
+          <w:noProof/>
+        </w:rPr>
         <w:drawing>
           <wp:inline distT="0" distB="0" distL="0" distR="0" wp14:anchorId="457EDCB1" wp14:editId="34CED86A">
             <wp:extent cx="6120765" cy="837565"/>
@@ -4032,7 +4030,7 @@
                     <pic:cNvPicPr/>
                   </pic:nvPicPr>
                   <pic:blipFill>
-                    <a:blip r:embed="rId18"/>
+                    <a:blip r:embed="rId19"/>
                     <a:stretch>
                       <a:fillRect/>
                     </a:stretch>
@@ -4073,16 +4071,16 @@
           <w:szCs w:val="28"/>
         </w:rPr>
       </w:pPr>
-      <w:bookmarkStart w:id="44" w:name="__RefHeading__3443_1681451042"/>
-      <w:bookmarkStart w:id="45" w:name="_Toc10646646"/>
-      <w:bookmarkStart w:id="46" w:name="_Toc10741272"/>
-      <w:bookmarkStart w:id="47" w:name="_Toc10743692"/>
-      <w:bookmarkStart w:id="48" w:name="_Toc11144781"/>
-      <w:bookmarkStart w:id="49" w:name="_Toc11253828"/>
-      <w:bookmarkStart w:id="50" w:name="_Toc11353127"/>
-      <w:bookmarkStart w:id="51" w:name="_Toc11353201"/>
-      <w:bookmarkStart w:id="52" w:name="_Configuration"/>
-      <w:bookmarkEnd w:id="52"/>
+      <w:bookmarkStart w:id="44" w:name="_Configuration"/>
+      <w:bookmarkStart w:id="45" w:name="__RefHeading__3443_1681451042"/>
+      <w:bookmarkStart w:id="46" w:name="_Toc10646646"/>
+      <w:bookmarkStart w:id="47" w:name="_Toc10741272"/>
+      <w:bookmarkStart w:id="48" w:name="_Toc10743692"/>
+      <w:bookmarkStart w:id="49" w:name="_Toc11144781"/>
+      <w:bookmarkStart w:id="50" w:name="_Toc11253828"/>
+      <w:bookmarkStart w:id="51" w:name="_Toc11353127"/>
+      <w:bookmarkStart w:id="52" w:name="_Toc11353201"/>
+      <w:bookmarkEnd w:id="44"/>
       <w:r>
         <w:br w:type="page"/>
       </w:r>
@@ -4096,7 +4094,6 @@
         <w:lastRenderedPageBreak/>
         <w:t>Configuration</w:t>
       </w:r>
-      <w:bookmarkEnd w:id="44"/>
       <w:bookmarkEnd w:id="45"/>
       <w:bookmarkEnd w:id="46"/>
       <w:bookmarkEnd w:id="47"/>
@@ -4104,6 +4101,7 @@
       <w:bookmarkEnd w:id="49"/>
       <w:bookmarkEnd w:id="50"/>
       <w:bookmarkEnd w:id="51"/>
+      <w:bookmarkEnd w:id="52"/>
       <w:bookmarkEnd w:id="53"/>
     </w:p>
     <w:p>
@@ -4244,6 +4242,9 @@
         <w:pStyle w:val="Textbody"/>
       </w:pPr>
       <w:r>
+        <w:rPr>
+          <w:noProof/>
+        </w:rPr>
         <w:drawing>
           <wp:inline distT="0" distB="0" distL="0" distR="0" wp14:anchorId="42D64E43" wp14:editId="78A2F9B5">
             <wp:extent cx="4856991" cy="5820931"/>
@@ -4260,7 +4261,7 @@
                     <pic:cNvPicPr/>
                   </pic:nvPicPr>
                   <pic:blipFill>
-                    <a:blip r:embed="rId19"/>
+                    <a:blip r:embed="rId20"/>
                     <a:stretch>
                       <a:fillRect/>
                     </a:stretch>
@@ -4372,19 +4373,19 @@
         <w:pStyle w:val="Heading2"/>
       </w:pPr>
       <w:bookmarkStart w:id="65" w:name="_Ref216539626"/>
-      <w:bookmarkStart w:id="66" w:name="_Toc11353203"/>
-      <w:bookmarkStart w:id="67" w:name="_Toc11353129"/>
-      <w:bookmarkStart w:id="68" w:name="_Toc11253830"/>
-      <w:bookmarkStart w:id="69" w:name="_Toc11144783"/>
-      <w:bookmarkStart w:id="70" w:name="_Toc10743694"/>
-      <w:bookmarkStart w:id="71" w:name="_Toc10741274"/>
-      <w:bookmarkStart w:id="72" w:name="_Toc10646648"/>
-      <w:bookmarkStart w:id="73" w:name="_Toc242215714"/>
+      <w:bookmarkStart w:id="66" w:name="_Toc242215714"/>
+      <w:bookmarkStart w:id="67" w:name="_Toc11353203"/>
+      <w:bookmarkStart w:id="68" w:name="_Toc11353129"/>
+      <w:bookmarkStart w:id="69" w:name="_Toc11253830"/>
+      <w:bookmarkStart w:id="70" w:name="_Toc11144783"/>
+      <w:bookmarkStart w:id="71" w:name="_Toc10743694"/>
+      <w:bookmarkStart w:id="72" w:name="_Toc10741274"/>
+      <w:bookmarkStart w:id="73" w:name="_Toc10646648"/>
       <w:r>
         <w:t>Redirect to Svea’s Payment Method Selection Page</w:t>
       </w:r>
       <w:bookmarkEnd w:id="65"/>
-      <w:bookmarkEnd w:id="73"/>
+      <w:bookmarkEnd w:id="66"/>
     </w:p>
     <w:p>
       <w:pPr>
@@ -4431,13 +4432,13 @@
       <w:r>
         <w:t>Title</w:t>
       </w:r>
-      <w:bookmarkEnd w:id="66"/>
       <w:bookmarkEnd w:id="67"/>
       <w:bookmarkEnd w:id="68"/>
       <w:bookmarkEnd w:id="69"/>
       <w:bookmarkEnd w:id="70"/>
       <w:bookmarkEnd w:id="71"/>
       <w:bookmarkEnd w:id="72"/>
+      <w:bookmarkEnd w:id="73"/>
       <w:bookmarkEnd w:id="74"/>
     </w:p>
     <w:p>
@@ -4496,18 +4497,18 @@
       <w:pPr>
         <w:pStyle w:val="Heading2"/>
       </w:pPr>
-      <w:bookmarkStart w:id="83" w:name="_Toc11353205"/>
-      <w:bookmarkStart w:id="84" w:name="_Toc11353131"/>
-      <w:bookmarkStart w:id="85" w:name="_Toc11253832"/>
-      <w:bookmarkStart w:id="86" w:name="_Toc11144785"/>
-      <w:bookmarkStart w:id="87" w:name="_Toc10743696"/>
-      <w:bookmarkStart w:id="88" w:name="_Toc10741276"/>
-      <w:bookmarkStart w:id="89" w:name="_Toc10646650"/>
-      <w:bookmarkStart w:id="90" w:name="_Toc242215717"/>
+      <w:bookmarkStart w:id="83" w:name="_Toc242215717"/>
+      <w:bookmarkStart w:id="84" w:name="_Toc11353205"/>
+      <w:bookmarkStart w:id="85" w:name="_Toc11353131"/>
+      <w:bookmarkStart w:id="86" w:name="_Toc11253832"/>
+      <w:bookmarkStart w:id="87" w:name="_Toc11144785"/>
+      <w:bookmarkStart w:id="88" w:name="_Toc10743696"/>
+      <w:bookmarkStart w:id="89" w:name="_Toc10741276"/>
+      <w:bookmarkStart w:id="90" w:name="_Toc10646650"/>
       <w:r>
         <w:t>Payment handling fees</w:t>
       </w:r>
-      <w:bookmarkEnd w:id="90"/>
+      <w:bookmarkEnd w:id="83"/>
     </w:p>
     <w:p>
       <w:pPr>
@@ -4594,7 +4595,7 @@
       <w:r>
         <w:t xml:space="preserve">Svea Payments production environment (where the customers can make actual payments) uses an SSL-secured connection in a URL </w:t>
       </w:r>
-      <w:hyperlink r:id="rId20" w:history="1">
+      <w:hyperlink r:id="rId21" w:history="1">
         <w:r>
           <w:rPr>
             <w:rStyle w:val="Hyperlink"/>
@@ -4613,7 +4614,7 @@
       <w:r>
         <w:t xml:space="preserve">If you are testing the service using Svea Payments test environment (where you can walk through the whole payment process without using actual money), the connection uses URL </w:t>
       </w:r>
-      <w:hyperlink r:id="rId21" w:history="1">
+      <w:hyperlink r:id="rId22" w:history="1">
         <w:r>
           <w:rPr>
             <w:rStyle w:val="Hyperlink"/>
@@ -4655,13 +4656,13 @@
       <w:r>
         <w:t>d</w:t>
       </w:r>
-      <w:bookmarkEnd w:id="83"/>
       <w:bookmarkEnd w:id="84"/>
       <w:bookmarkEnd w:id="85"/>
       <w:bookmarkEnd w:id="86"/>
       <w:bookmarkEnd w:id="87"/>
       <w:bookmarkEnd w:id="88"/>
       <w:bookmarkEnd w:id="89"/>
+      <w:bookmarkEnd w:id="90"/>
       <w:r>
         <w:t xml:space="preserve">, </w:t>
       </w:r>
@@ -5054,7 +5055,7 @@
                     <pic:cNvPicPr/>
                   </pic:nvPicPr>
                   <pic:blipFill>
-                    <a:blip r:embed="rId22"/>
+                    <a:blip r:embed="rId23"/>
                     <a:stretch>
                       <a:fillRect/>
                     </a:stretch>
@@ -5110,7 +5111,7 @@
                     <pic:cNvPicPr/>
                   </pic:nvPicPr>
                   <pic:blipFill>
-                    <a:blip r:embed="rId23"/>
+                    <a:blip r:embed="rId24"/>
                     <a:stretch>
                       <a:fillRect/>
                     </a:stretch>
@@ -5546,7 +5547,7 @@
                     <pic:cNvPicPr/>
                   </pic:nvPicPr>
                   <pic:blipFill>
-                    <a:blip r:embed="rId24"/>
+                    <a:blip r:embed="rId25"/>
                     <a:stretch>
                       <a:fillRect/>
                     </a:stretch>
@@ -5599,7 +5600,7 @@
                     <pic:cNvPicPr/>
                   </pic:nvPicPr>
                   <pic:blipFill>
-                    <a:blip r:embed="rId25"/>
+                    <a:blip r:embed="rId26"/>
                     <a:stretch>
                       <a:fillRect/>
                     </a:stretch>
@@ -5710,7 +5711,7 @@
                     <pic:cNvPicPr/>
                   </pic:nvPicPr>
                   <pic:blipFill>
-                    <a:blip r:embed="rId26"/>
+                    <a:blip r:embed="rId27"/>
                     <a:stretch>
                       <a:fillRect/>
                     </a:stretch>
@@ -5783,7 +5784,7 @@
                     <pic:cNvPicPr/>
                   </pic:nvPicPr>
                   <pic:blipFill>
-                    <a:blip r:embed="rId27"/>
+                    <a:blip r:embed="rId28"/>
                     <a:stretch>
                       <a:fillRect/>
                     </a:stretch>
@@ -5879,7 +5880,7 @@
                     <pic:cNvPicPr/>
                   </pic:nvPicPr>
                   <pic:blipFill>
-                    <a:blip r:embed="rId28"/>
+                    <a:blip r:embed="rId29"/>
                     <a:stretch>
                       <a:fillRect/>
                     </a:stretch>
@@ -5933,7 +5934,7 @@
                     <pic:cNvPicPr/>
                   </pic:nvPicPr>
                   <pic:blipFill>
-                    <a:blip r:embed="rId29"/>
+                    <a:blip r:embed="rId30"/>
                     <a:stretch>
                       <a:fillRect/>
                     </a:stretch>
@@ -6051,7 +6052,7 @@
       <w:r>
         <w:t>Use Svea Payment test environment (</w:t>
       </w:r>
-      <w:hyperlink r:id="rId30" w:history="1">
+      <w:hyperlink r:id="rId31" w:history="1">
         <w:r>
           <w:rPr>
             <w:rStyle w:val="Hyperlink"/>
@@ -6073,7 +6074,7 @@
       <w:r>
         <w:t xml:space="preserve">est environment uses different credentials than Svea Payments production environment, and test environment service needs to be ordered separately from the existing Svea Payments service. More information about testing is available at </w:t>
       </w:r>
-      <w:hyperlink r:id="rId31" w:history="1">
+      <w:hyperlink r:id="rId32" w:history="1">
         <w:r>
           <w:rPr>
             <w:rStyle w:val="Hyperlink"/>
@@ -6092,7 +6093,7 @@
       <w:r>
         <w:t xml:space="preserve">After testing the functionality, delete all orders that are made using test environment credentials and set the Gateway URL to </w:t>
       </w:r>
-      <w:hyperlink r:id="rId32" w:history="1">
+      <w:hyperlink r:id="rId33" w:history="1">
         <w:r>
           <w:rPr>
             <w:rStyle w:val="Hyperlink"/>
@@ -6446,6 +6447,7 @@
           <w:rFonts w:ascii="Arial" w:eastAsia="Droid Sans Fallback" w:hAnsi="Arial" w:cs="Lohit Hindi"/>
           <w:b/>
           <w:bCs/>
+          <w:noProof/>
           <w:sz w:val="28"/>
           <w:szCs w:val="28"/>
         </w:rPr>
@@ -6466,7 +6468,7 @@
                     <pic:cNvPicPr/>
                   </pic:nvPicPr>
                   <pic:blipFill>
-                    <a:blip r:embed="rId33"/>
+                    <a:blip r:embed="rId34"/>
                     <a:stretch>
                       <a:fillRect/>
                     </a:stretch>
@@ -6563,6 +6565,9 @@
         <w:textAlignment w:val="auto"/>
       </w:pPr>
       <w:r>
+        <w:rPr>
+          <w:noProof/>
+        </w:rPr>
         <w:drawing>
           <wp:inline distT="0" distB="0" distL="0" distR="0" wp14:anchorId="4FA1E6F9" wp14:editId="420218AC">
             <wp:extent cx="6120765" cy="3924300"/>
@@ -6579,7 +6584,7 @@
                     <pic:cNvPicPr/>
                   </pic:nvPicPr>
                   <pic:blipFill>
-                    <a:blip r:embed="rId34"/>
+                    <a:blip r:embed="rId35"/>
                     <a:stretch>
                       <a:fillRect/>
                     </a:stretch>
@@ -6617,8 +6622,8 @@
       </w:pPr>
     </w:p>
     <w:sectPr>
-      <w:headerReference w:type="default" r:id="rId35"/>
-      <w:footerReference w:type="default" r:id="rId36"/>
+      <w:headerReference w:type="default" r:id="rId36"/>
+      <w:footerReference w:type="default" r:id="rId37"/>
       <w:pgSz w:w="11906" w:h="16838"/>
       <w:pgMar w:top="1702" w:right="1416" w:bottom="1258" w:left="851" w:header="900" w:footer="125" w:gutter="0"/>
       <w:cols w:space="708"/>

--- a/docs/Svea_Payments_Finland_for_WooCommerce_manual.docx
+++ b/docs/Svea_Payments_Finland_for_WooCommerce_manual.docx
@@ -247,9 +247,49 @@
         <w:rPr>
           <w:i/>
           <w:iCs/>
-          <w:szCs w:val="22"/>
-        </w:rPr>
-      </w:pPr>
+          <w:sz w:val="32"/>
+          <w:szCs w:val="32"/>
+        </w:rPr>
+      </w:pPr>
+    </w:p>
+    <w:p>
+      <w:pPr>
+        <w:pStyle w:val="Standard"/>
+        <w:jc w:val="center"/>
+        <w:rPr>
+          <w:i/>
+          <w:iCs/>
+          <w:sz w:val="32"/>
+          <w:szCs w:val="32"/>
+        </w:rPr>
+      </w:pPr>
+      <w:r>
+        <w:rPr>
+          <w:i/>
+          <w:iCs/>
+          <w:sz w:val="32"/>
+          <w:szCs w:val="32"/>
+        </w:rPr>
+        <w:t>V</w:t>
+      </w:r>
+      <w:r>
+        <w:rPr>
+          <w:i/>
+          <w:iCs/>
+          <w:sz w:val="32"/>
+          <w:szCs w:val="32"/>
+        </w:rPr>
+        <w:t xml:space="preserve">ersion </w:t>
+      </w:r>
+      <w:r>
+        <w:rPr>
+          <w:i/>
+          <w:iCs/>
+          <w:sz w:val="32"/>
+          <w:szCs w:val="32"/>
+        </w:rPr>
+        <w:t>3.0.0</w:t>
+      </w:r>
     </w:p>
     <w:p>
       <w:pPr>
@@ -305,21 +345,89 @@
           <w:szCs w:val="22"/>
         </w:rPr>
       </w:pPr>
-      <w:r>
+    </w:p>
+    <w:p>
+      <w:pPr>
+        <w:pStyle w:val="Standard"/>
+        <w:jc w:val="center"/>
         <w:rPr>
           <w:i/>
           <w:iCs/>
           <w:szCs w:val="22"/>
         </w:rPr>
-        <w:t xml:space="preserve">version </w:t>
-      </w:r>
+      </w:pPr>
       <w:r>
         <w:rPr>
           <w:i/>
           <w:iCs/>
           <w:szCs w:val="22"/>
         </w:rPr>
-        <w:t>3.0.0</w:t>
+        <w:t>Plugin page:</w:t>
+      </w:r>
+      <w:r>
+        <w:rPr>
+          <w:i/>
+          <w:iCs/>
+          <w:szCs w:val="22"/>
+        </w:rPr>
+        <w:br/>
+      </w:r>
+      <w:r>
+        <w:rPr>
+          <w:i/>
+          <w:iCs/>
+          <w:szCs w:val="22"/>
+        </w:rPr>
+        <w:br/>
+      </w:r>
+      <w:r>
+        <w:rPr>
+          <w:i/>
+          <w:iCs/>
+          <w:noProof/>
+          <w:szCs w:val="22"/>
+        </w:rPr>
+        <w:drawing>
+          <wp:inline distT="0" distB="0" distL="0" distR="0" wp14:anchorId="683FF40B" wp14:editId="114D319D">
+            <wp:extent cx="2000816" cy="2000816"/>
+            <wp:effectExtent l="0" t="0" r="6350" b="6350"/>
+            <wp:docPr id="326693259" name="Picture 1"/>
+            <wp:cNvGraphicFramePr>
+              <a:graphicFrameLocks xmlns:a="http://schemas.openxmlformats.org/drawingml/2006/main" noChangeAspect="1"/>
+            </wp:cNvGraphicFramePr>
+            <a:graphic xmlns:a="http://schemas.openxmlformats.org/drawingml/2006/main">
+              <a:graphicData uri="http://schemas.openxmlformats.org/drawingml/2006/picture">
+                <pic:pic xmlns:pic="http://schemas.openxmlformats.org/drawingml/2006/picture">
+                  <pic:nvPicPr>
+                    <pic:cNvPr id="326693259" name="Picture 326693259"/>
+                    <pic:cNvPicPr/>
+                  </pic:nvPicPr>
+                  <pic:blipFill>
+                    <a:blip r:embed="rId8" cstate="print">
+                      <a:extLst>
+                        <a:ext uri="{28A0092B-C50C-407E-A947-70E740481C1C}">
+                          <a14:useLocalDpi xmlns:a14="http://schemas.microsoft.com/office/drawing/2010/main" val="0"/>
+                        </a:ext>
+                      </a:extLst>
+                    </a:blip>
+                    <a:stretch>
+                      <a:fillRect/>
+                    </a:stretch>
+                  </pic:blipFill>
+                  <pic:spPr>
+                    <a:xfrm>
+                      <a:off x="0" y="0"/>
+                      <a:ext cx="2006080" cy="2006080"/>
+                    </a:xfrm>
+                    <a:prstGeom prst="rect">
+                      <a:avLst/>
+                    </a:prstGeom>
+                  </pic:spPr>
+                </pic:pic>
+              </a:graphicData>
+            </a:graphic>
+          </wp:inline>
+        </w:drawing>
       </w:r>
     </w:p>
     <w:p>
@@ -3155,7 +3263,7 @@
       <w:r>
         <w:t xml:space="preserve">Plugin WordPress marketplace location: </w:t>
       </w:r>
-      <w:hyperlink r:id="rId8" w:history="1">
+      <w:hyperlink r:id="rId9" w:history="1">
         <w:r>
           <w:rPr>
             <w:rStyle w:val="Hyperlink"/>
@@ -3174,7 +3282,7 @@
       <w:r>
         <w:t xml:space="preserve"> </w:t>
       </w:r>
-      <w:hyperlink r:id="rId9" w:history="1">
+      <w:hyperlink r:id="rId10" w:history="1">
         <w:r>
           <w:rPr>
             <w:rStyle w:val="Hyperlink"/>
@@ -3217,7 +3325,7 @@
       <w:r>
         <w:t xml:space="preserve">n. If you don’t have it yet, please contact </w:t>
       </w:r>
-      <w:hyperlink r:id="rId10" w:history="1">
+      <w:hyperlink r:id="rId11" w:history="1">
         <w:r>
           <w:rPr>
             <w:rStyle w:val="Hyperlink"/>
@@ -3239,7 +3347,7 @@
       <w:r>
         <w:t xml:space="preserve">For testing purposes, you can order test credentials to Svea Payments test environment. For more details, see the Testing section at </w:t>
       </w:r>
-      <w:hyperlink r:id="rId11" w:history="1">
+      <w:hyperlink r:id="rId12" w:history="1">
         <w:r>
           <w:rPr>
             <w:rStyle w:val="Hyperlink"/>
@@ -3293,7 +3401,7 @@
       <w:r>
         <w:t xml:space="preserve">System requirements can be found on </w:t>
       </w:r>
-      <w:hyperlink r:id="rId12" w:history="1">
+      <w:hyperlink r:id="rId13" w:history="1">
         <w:r>
           <w:rPr>
             <w:rStyle w:val="Hyperlink"/>
@@ -3429,7 +3537,7 @@
       <w:r>
         <w:t xml:space="preserve">The plugin requires an activated Svea Payments payment service to work in production. If you don’t have it yet, please contact </w:t>
       </w:r>
-      <w:hyperlink r:id="rId13" w:history="1">
+      <w:hyperlink r:id="rId14" w:history="1">
         <w:r>
           <w:rPr>
             <w:rStyle w:val="Hyperlink"/>
@@ -3587,7 +3695,7 @@
                     <pic:cNvPicPr/>
                   </pic:nvPicPr>
                   <pic:blipFill>
-                    <a:blip r:embed="rId14"/>
+                    <a:blip r:embed="rId15"/>
                     <a:stretch>
                       <a:fillRect/>
                     </a:stretch>
@@ -3696,7 +3804,7 @@
                     <pic:cNvPicPr/>
                   </pic:nvPicPr>
                   <pic:blipFill>
-                    <a:blip r:embed="rId15"/>
+                    <a:blip r:embed="rId16"/>
                     <a:stretch>
                       <a:fillRect/>
                     </a:stretch>
@@ -3768,7 +3876,7 @@
                     <pic:cNvPicPr/>
                   </pic:nvPicPr>
                   <pic:blipFill>
-                    <a:blip r:embed="rId16"/>
+                    <a:blip r:embed="rId17"/>
                     <a:stretch>
                       <a:fillRect/>
                     </a:stretch>
@@ -3894,7 +4002,7 @@
                     <pic:cNvPicPr/>
                   </pic:nvPicPr>
                   <pic:blipFill>
-                    <a:blip r:embed="rId17"/>
+                    <a:blip r:embed="rId18"/>
                     <a:stretch>
                       <a:fillRect/>
                     </a:stretch>
@@ -3967,7 +4075,7 @@
                     <pic:cNvPicPr/>
                   </pic:nvPicPr>
                   <pic:blipFill>
-                    <a:blip r:embed="rId18"/>
+                    <a:blip r:embed="rId19"/>
                     <a:stretch>
                       <a:fillRect/>
                     </a:stretch>
@@ -4030,7 +4138,7 @@
                     <pic:cNvPicPr/>
                   </pic:nvPicPr>
                   <pic:blipFill>
-                    <a:blip r:embed="rId19"/>
+                    <a:blip r:embed="rId20"/>
                     <a:stretch>
                       <a:fillRect/>
                     </a:stretch>
@@ -4261,7 +4369,7 @@
                     <pic:cNvPicPr/>
                   </pic:nvPicPr>
                   <pic:blipFill>
-                    <a:blip r:embed="rId20"/>
+                    <a:blip r:embed="rId21"/>
                     <a:stretch>
                       <a:fillRect/>
                     </a:stretch>
@@ -4595,7 +4703,7 @@
       <w:r>
         <w:t xml:space="preserve">Svea Payments production environment (where the customers can make actual payments) uses an SSL-secured connection in a URL </w:t>
       </w:r>
-      <w:hyperlink r:id="rId21" w:history="1">
+      <w:hyperlink r:id="rId22" w:history="1">
         <w:r>
           <w:rPr>
             <w:rStyle w:val="Hyperlink"/>
@@ -4614,7 +4722,7 @@
       <w:r>
         <w:t xml:space="preserve">If you are testing the service using Svea Payments test environment (where you can walk through the whole payment process without using actual money), the connection uses URL </w:t>
       </w:r>
-      <w:hyperlink r:id="rId22" w:history="1">
+      <w:hyperlink r:id="rId23" w:history="1">
         <w:r>
           <w:rPr>
             <w:rStyle w:val="Hyperlink"/>
@@ -5055,7 +5163,7 @@
                     <pic:cNvPicPr/>
                   </pic:nvPicPr>
                   <pic:blipFill>
-                    <a:blip r:embed="rId23"/>
+                    <a:blip r:embed="rId24"/>
                     <a:stretch>
                       <a:fillRect/>
                     </a:stretch>
@@ -5111,7 +5219,7 @@
                     <pic:cNvPicPr/>
                   </pic:nvPicPr>
                   <pic:blipFill>
-                    <a:blip r:embed="rId24"/>
+                    <a:blip r:embed="rId25"/>
                     <a:stretch>
                       <a:fillRect/>
                     </a:stretch>
@@ -5547,7 +5655,7 @@
                     <pic:cNvPicPr/>
                   </pic:nvPicPr>
                   <pic:blipFill>
-                    <a:blip r:embed="rId25"/>
+                    <a:blip r:embed="rId26"/>
                     <a:stretch>
                       <a:fillRect/>
                     </a:stretch>
@@ -5600,7 +5708,7 @@
                     <pic:cNvPicPr/>
                   </pic:nvPicPr>
                   <pic:blipFill>
-                    <a:blip r:embed="rId26"/>
+                    <a:blip r:embed="rId27"/>
                     <a:stretch>
                       <a:fillRect/>
                     </a:stretch>
@@ -5711,7 +5819,7 @@
                     <pic:cNvPicPr/>
                   </pic:nvPicPr>
                   <pic:blipFill>
-                    <a:blip r:embed="rId27"/>
+                    <a:blip r:embed="rId28"/>
                     <a:stretch>
                       <a:fillRect/>
                     </a:stretch>
@@ -5784,7 +5892,7 @@
                     <pic:cNvPicPr/>
                   </pic:nvPicPr>
                   <pic:blipFill>
-                    <a:blip r:embed="rId28"/>
+                    <a:blip r:embed="rId29"/>
                     <a:stretch>
                       <a:fillRect/>
                     </a:stretch>
@@ -5880,7 +5988,7 @@
                     <pic:cNvPicPr/>
                   </pic:nvPicPr>
                   <pic:blipFill>
-                    <a:blip r:embed="rId29"/>
+                    <a:blip r:embed="rId30"/>
                     <a:stretch>
                       <a:fillRect/>
                     </a:stretch>
@@ -5934,7 +6042,7 @@
                     <pic:cNvPicPr/>
                   </pic:nvPicPr>
                   <pic:blipFill>
-                    <a:blip r:embed="rId30"/>
+                    <a:blip r:embed="rId31"/>
                     <a:stretch>
                       <a:fillRect/>
                     </a:stretch>
@@ -6052,7 +6160,7 @@
       <w:r>
         <w:t>Use Svea Payment test environment (</w:t>
       </w:r>
-      <w:hyperlink r:id="rId31" w:history="1">
+      <w:hyperlink r:id="rId32" w:history="1">
         <w:r>
           <w:rPr>
             <w:rStyle w:val="Hyperlink"/>
@@ -6074,7 +6182,7 @@
       <w:r>
         <w:t xml:space="preserve">est environment uses different credentials than Svea Payments production environment, and test environment service needs to be ordered separately from the existing Svea Payments service. More information about testing is available at </w:t>
       </w:r>
-      <w:hyperlink r:id="rId32" w:history="1">
+      <w:hyperlink r:id="rId33" w:history="1">
         <w:r>
           <w:rPr>
             <w:rStyle w:val="Hyperlink"/>
@@ -6093,7 +6201,7 @@
       <w:r>
         <w:t xml:space="preserve">After testing the functionality, delete all orders that are made using test environment credentials and set the Gateway URL to </w:t>
       </w:r>
-      <w:hyperlink r:id="rId33" w:history="1">
+      <w:hyperlink r:id="rId34" w:history="1">
         <w:r>
           <w:rPr>
             <w:rStyle w:val="Hyperlink"/>
@@ -6468,7 +6576,7 @@
                     <pic:cNvPicPr/>
                   </pic:nvPicPr>
                   <pic:blipFill>
-                    <a:blip r:embed="rId34"/>
+                    <a:blip r:embed="rId35"/>
                     <a:stretch>
                       <a:fillRect/>
                     </a:stretch>
@@ -6584,7 +6692,7 @@
                     <pic:cNvPicPr/>
                   </pic:nvPicPr>
                   <pic:blipFill>
-                    <a:blip r:embed="rId35"/>
+                    <a:blip r:embed="rId36"/>
                     <a:stretch>
                       <a:fillRect/>
                     </a:stretch>
@@ -6622,8 +6730,12 @@
       </w:pPr>
     </w:p>
     <w:sectPr>
-      <w:headerReference w:type="default" r:id="rId36"/>
-      <w:footerReference w:type="default" r:id="rId37"/>
+      <w:headerReference w:type="even" r:id="rId37"/>
+      <w:headerReference w:type="default" r:id="rId38"/>
+      <w:footerReference w:type="even" r:id="rId39"/>
+      <w:footerReference w:type="default" r:id="rId40"/>
+      <w:headerReference w:type="first" r:id="rId41"/>
+      <w:footerReference w:type="first" r:id="rId42"/>
       <w:pgSz w:w="11906" w:h="16838"/>
       <w:pgMar w:top="1702" w:right="1416" w:bottom="1258" w:left="851" w:header="900" w:footer="125" w:gutter="0"/>
       <w:cols w:space="708"/>
@@ -6653,6 +6765,16 @@
 </file>
 
 <file path=word/footer1.xml><?xml version="1.0" encoding="utf-8"?>
+<w:ftr xmlns:wpc="http://schemas.microsoft.com/office/word/2010/wordprocessingCanvas" xmlns:cx="http://schemas.microsoft.com/office/drawing/2014/chartex" xmlns:cx1="http://schemas.microsoft.com/office/drawing/2015/9/8/chartex" xmlns:cx2="http://schemas.microsoft.com/office/drawing/2015/10/21/chartex" xmlns:cx3="http://schemas.microsoft.com/office/drawing/2016/5/9/chartex" xmlns:cx4="http://schemas.microsoft.com/office/drawing/2016/5/10/chartex" xmlns:cx5="http://schemas.microsoft.com/office/drawing/2016/5/11/chartex" xmlns:cx6="http://schemas.microsoft.com/office/drawing/2016/5/12/chartex" xmlns:cx7="http://schemas.microsoft.com/office/drawing/2016/5/13/chartex" xmlns:cx8="http://schemas.microsoft.com/office/drawing/2016/5/14/chartex" xmlns:mc="http://schemas.openxmlformats.org/markup-compatibility/2006" xmlns:m="http://schemas.openxmlformats.org/officeDocument/2006/math" xmlns:aink="http://schemas.microsoft.com/office/drawing/2016/ink" xmlns:am3d="http://schemas.microsoft.com/office/drawing/2017/model3d" xmlns:oel="http://schemas.microsoft.com/office/2019/extlst" xmlns:r="http://schemas.openxmlformats.org/officeDocument/2006/relationships" xmlns:wp14="http://schemas.microsoft.com/office/word/2010/wordprocessingDrawing" xmlns:wp="http://schemas.openxmlformats.org/drawingml/2006/wordprocessingDrawing" xmlns:wpg="http://schemas.microsoft.com/office/word/2010/wordprocessingGroup" xmlns:wpi="http://schemas.microsoft.com/office/word/2010/wordprocessingInk" xmlns:wps="http://schemas.microsoft.com/office/word/2010/wordprocessingShape" xmlns:o="urn:schemas-microsoft-com:office:office" xmlns:v="urn:schemas-microsoft-com:vml" xmlns:w10="urn:schemas-microsoft-com:office:word" xmlns:w="http://schemas.openxmlformats.org/wordprocessingml/2006/main" xmlns:w14="http://schemas.microsoft.com/office/word/2010/wordml" xmlns:w15="http://schemas.microsoft.com/office/word/2012/wordml" xmlns:w16cex="http://schemas.microsoft.com/office/word/2018/wordml/cex" xmlns:w16cid="http://schemas.microsoft.com/office/word/2016/wordml/cid" xmlns:w16="http://schemas.microsoft.com/office/word/2018/wordml" xmlns:w16sdtdh="http://schemas.microsoft.com/office/word/2020/wordml/sdtdatahash" xmlns:w16sdtfl="http://schemas.microsoft.com/office/word/2024/wordml/sdtformatlock" xmlns:w16se="http://schemas.microsoft.com/office/word/2015/wordml/symex" xmlns:w16du="http://schemas.microsoft.com/office/word/2023/wordml/word16du" xmlns:wne="http://schemas.microsoft.com/office/word/2006/wordml" mc:Ignorable="w14 w15 w16se w16cid w16 w16cex w16sdtdh w16sdtfl w16du wp14">
+  <w:p>
+    <w:pPr>
+      <w:pStyle w:val="Footer"/>
+    </w:pPr>
+  </w:p>
+</w:ftr>
+</file>
+
+<file path=word/footer2.xml><?xml version="1.0" encoding="utf-8"?>
 <w:ftr xmlns:wpc="http://schemas.microsoft.com/office/word/2010/wordprocessingCanvas" xmlns:cx="http://schemas.microsoft.com/office/drawing/2014/chartex" xmlns:cx1="http://schemas.microsoft.com/office/drawing/2015/9/8/chartex" xmlns:cx2="http://schemas.microsoft.com/office/drawing/2015/10/21/chartex" xmlns:cx3="http://schemas.microsoft.com/office/drawing/2016/5/9/chartex" xmlns:cx4="http://schemas.microsoft.com/office/drawing/2016/5/10/chartex" xmlns:cx5="http://schemas.microsoft.com/office/drawing/2016/5/11/chartex" xmlns:cx6="http://schemas.microsoft.com/office/drawing/2016/5/12/chartex" xmlns:cx7="http://schemas.microsoft.com/office/drawing/2016/5/13/chartex" xmlns:cx8="http://schemas.microsoft.com/office/drawing/2016/5/14/chartex" xmlns:mc="http://schemas.openxmlformats.org/markup-compatibility/2006" xmlns:m="http://schemas.openxmlformats.org/officeDocument/2006/math" xmlns:aink="http://schemas.microsoft.com/office/drawing/2016/ink" xmlns:am3d="http://schemas.microsoft.com/office/drawing/2017/model3d" xmlns:oel="http://schemas.microsoft.com/office/2019/extlst" xmlns:r="http://schemas.openxmlformats.org/officeDocument/2006/relationships" xmlns:wp14="http://schemas.microsoft.com/office/word/2010/wordprocessingDrawing" xmlns:wp="http://schemas.openxmlformats.org/drawingml/2006/wordprocessingDrawing" xmlns:wpg="http://schemas.microsoft.com/office/word/2010/wordprocessingGroup" xmlns:wpi="http://schemas.microsoft.com/office/word/2010/wordprocessingInk" xmlns:wps="http://schemas.microsoft.com/office/word/2010/wordprocessingShape" xmlns:o="urn:schemas-microsoft-com:office:office" xmlns:v="urn:schemas-microsoft-com:vml" xmlns:w10="urn:schemas-microsoft-com:office:word" xmlns:w="http://schemas.openxmlformats.org/wordprocessingml/2006/main" xmlns:w14="http://schemas.microsoft.com/office/word/2010/wordml" xmlns:w15="http://schemas.microsoft.com/office/word/2012/wordml" xmlns:w16cex="http://schemas.microsoft.com/office/word/2018/wordml/cex" xmlns:w16cid="http://schemas.microsoft.com/office/word/2016/wordml/cid" xmlns:w16="http://schemas.microsoft.com/office/word/2018/wordml" xmlns:w16sdtdh="http://schemas.microsoft.com/office/word/2020/wordml/sdtdatahash" xmlns:w16sdtfl="http://schemas.microsoft.com/office/word/2024/wordml/sdtformatlock" xmlns:w16se="http://schemas.microsoft.com/office/word/2015/wordml/symex" xmlns:w16du="http://schemas.microsoft.com/office/word/2023/wordml/word16du" xmlns:wne="http://schemas.microsoft.com/office/word/2006/wordml" mc:Ignorable="w14 w15 w16se w16cid w16 w16cex w16sdtdh w16sdtfl w16du wp14">
   <w:tbl>
     <w:tblPr>
@@ -6976,6 +7098,16 @@
 </w:ftr>
 </file>
 
+<file path=word/footer3.xml><?xml version="1.0" encoding="utf-8"?>
+<w:ftr xmlns:wpc="http://schemas.microsoft.com/office/word/2010/wordprocessingCanvas" xmlns:cx="http://schemas.microsoft.com/office/drawing/2014/chartex" xmlns:cx1="http://schemas.microsoft.com/office/drawing/2015/9/8/chartex" xmlns:cx2="http://schemas.microsoft.com/office/drawing/2015/10/21/chartex" xmlns:cx3="http://schemas.microsoft.com/office/drawing/2016/5/9/chartex" xmlns:cx4="http://schemas.microsoft.com/office/drawing/2016/5/10/chartex" xmlns:cx5="http://schemas.microsoft.com/office/drawing/2016/5/11/chartex" xmlns:cx6="http://schemas.microsoft.com/office/drawing/2016/5/12/chartex" xmlns:cx7="http://schemas.microsoft.com/office/drawing/2016/5/13/chartex" xmlns:cx8="http://schemas.microsoft.com/office/drawing/2016/5/14/chartex" xmlns:mc="http://schemas.openxmlformats.org/markup-compatibility/2006" xmlns:m="http://schemas.openxmlformats.org/officeDocument/2006/math" xmlns:aink="http://schemas.microsoft.com/office/drawing/2016/ink" xmlns:am3d="http://schemas.microsoft.com/office/drawing/2017/model3d" xmlns:oel="http://schemas.microsoft.com/office/2019/extlst" xmlns:r="http://schemas.openxmlformats.org/officeDocument/2006/relationships" xmlns:wp14="http://schemas.microsoft.com/office/word/2010/wordprocessingDrawing" xmlns:wp="http://schemas.openxmlformats.org/drawingml/2006/wordprocessingDrawing" xmlns:wpg="http://schemas.microsoft.com/office/word/2010/wordprocessingGroup" xmlns:wpi="http://schemas.microsoft.com/office/word/2010/wordprocessingInk" xmlns:wps="http://schemas.microsoft.com/office/word/2010/wordprocessingShape" xmlns:o="urn:schemas-microsoft-com:office:office" xmlns:v="urn:schemas-microsoft-com:vml" xmlns:w10="urn:schemas-microsoft-com:office:word" xmlns:w="http://schemas.openxmlformats.org/wordprocessingml/2006/main" xmlns:w14="http://schemas.microsoft.com/office/word/2010/wordml" xmlns:w15="http://schemas.microsoft.com/office/word/2012/wordml" xmlns:w16cex="http://schemas.microsoft.com/office/word/2018/wordml/cex" xmlns:w16cid="http://schemas.microsoft.com/office/word/2016/wordml/cid" xmlns:w16="http://schemas.microsoft.com/office/word/2018/wordml" xmlns:w16sdtdh="http://schemas.microsoft.com/office/word/2020/wordml/sdtdatahash" xmlns:w16sdtfl="http://schemas.microsoft.com/office/word/2024/wordml/sdtformatlock" xmlns:w16se="http://schemas.microsoft.com/office/word/2015/wordml/symex" xmlns:w16du="http://schemas.microsoft.com/office/word/2023/wordml/word16du" xmlns:wne="http://schemas.microsoft.com/office/word/2006/wordml" mc:Ignorable="w14 w15 w16se w16cid w16 w16cex w16sdtdh w16sdtfl w16du wp14">
+  <w:p>
+    <w:pPr>
+      <w:pStyle w:val="Footer"/>
+    </w:pPr>
+  </w:p>
+</w:ftr>
+</file>
+
 <file path=word/footnotes.xml><?xml version="1.0" encoding="utf-8"?>
 <w:footnotes xmlns:wpc="http://schemas.microsoft.com/office/word/2010/wordprocessingCanvas" xmlns:cx="http://schemas.microsoft.com/office/drawing/2014/chartex" xmlns:cx1="http://schemas.microsoft.com/office/drawing/2015/9/8/chartex" xmlns:cx2="http://schemas.microsoft.com/office/drawing/2015/10/21/chartex" xmlns:cx3="http://schemas.microsoft.com/office/drawing/2016/5/9/chartex" xmlns:cx4="http://schemas.microsoft.com/office/drawing/2016/5/10/chartex" xmlns:cx5="http://schemas.microsoft.com/office/drawing/2016/5/11/chartex" xmlns:cx6="http://schemas.microsoft.com/office/drawing/2016/5/12/chartex" xmlns:cx7="http://schemas.microsoft.com/office/drawing/2016/5/13/chartex" xmlns:cx8="http://schemas.microsoft.com/office/drawing/2016/5/14/chartex" xmlns:mc="http://schemas.openxmlformats.org/markup-compatibility/2006" xmlns:m="http://schemas.openxmlformats.org/officeDocument/2006/math" xmlns:aink="http://schemas.microsoft.com/office/drawing/2016/ink" xmlns:am3d="http://schemas.microsoft.com/office/drawing/2017/model3d" xmlns:oel="http://schemas.microsoft.com/office/2019/extlst" xmlns:r="http://schemas.openxmlformats.org/officeDocument/2006/relationships" xmlns:wp14="http://schemas.microsoft.com/office/word/2010/wordprocessingDrawing" xmlns:wp="http://schemas.openxmlformats.org/drawingml/2006/wordprocessingDrawing" xmlns:wpg="http://schemas.microsoft.com/office/word/2010/wordprocessingGroup" xmlns:wpi="http://schemas.microsoft.com/office/word/2010/wordprocessingInk" xmlns:wps="http://schemas.microsoft.com/office/word/2010/wordprocessingShape" xmlns:o="urn:schemas-microsoft-com:office:office" xmlns:v="urn:schemas-microsoft-com:vml" xmlns:w10="urn:schemas-microsoft-com:office:word" xmlns:w="http://schemas.openxmlformats.org/wordprocessingml/2006/main" xmlns:w14="http://schemas.microsoft.com/office/word/2010/wordml" xmlns:w15="http://schemas.microsoft.com/office/word/2012/wordml" xmlns:w16cex="http://schemas.microsoft.com/office/word/2018/wordml/cex" xmlns:w16cid="http://schemas.microsoft.com/office/word/2016/wordml/cid" xmlns:w16="http://schemas.microsoft.com/office/word/2018/wordml" xmlns:w16sdtdh="http://schemas.microsoft.com/office/word/2020/wordml/sdtdatahash" xmlns:w16sdtfl="http://schemas.microsoft.com/office/word/2024/wordml/sdtformatlock" xmlns:w16se="http://schemas.microsoft.com/office/word/2015/wordml/symex" xmlns:w16du="http://schemas.microsoft.com/office/word/2023/wordml/word16du" xmlns:wne="http://schemas.microsoft.com/office/word/2006/wordml" mc:Ignorable="w14 w15 w16se w16cid w16 w16cex w16sdtdh w16sdtfl w16du wp14">
   <w:footnote w:type="separator" w:id="-1">
@@ -6996,6 +7128,16 @@
 </file>
 
 <file path=word/header1.xml><?xml version="1.0" encoding="utf-8"?>
+<w:hdr xmlns:wpc="http://schemas.microsoft.com/office/word/2010/wordprocessingCanvas" xmlns:cx="http://schemas.microsoft.com/office/drawing/2014/chartex" xmlns:cx1="http://schemas.microsoft.com/office/drawing/2015/9/8/chartex" xmlns:cx2="http://schemas.microsoft.com/office/drawing/2015/10/21/chartex" xmlns:cx3="http://schemas.microsoft.com/office/drawing/2016/5/9/chartex" xmlns:cx4="http://schemas.microsoft.com/office/drawing/2016/5/10/chartex" xmlns:cx5="http://schemas.microsoft.com/office/drawing/2016/5/11/chartex" xmlns:cx6="http://schemas.microsoft.com/office/drawing/2016/5/12/chartex" xmlns:cx7="http://schemas.microsoft.com/office/drawing/2016/5/13/chartex" xmlns:cx8="http://schemas.microsoft.com/office/drawing/2016/5/14/chartex" xmlns:mc="http://schemas.openxmlformats.org/markup-compatibility/2006" xmlns:m="http://schemas.openxmlformats.org/officeDocument/2006/math" xmlns:aink="http://schemas.microsoft.com/office/drawing/2016/ink" xmlns:am3d="http://schemas.microsoft.com/office/drawing/2017/model3d" xmlns:oel="http://schemas.microsoft.com/office/2019/extlst" xmlns:r="http://schemas.openxmlformats.org/officeDocument/2006/relationships" xmlns:wp14="http://schemas.microsoft.com/office/word/2010/wordprocessingDrawing" xmlns:wp="http://schemas.openxmlformats.org/drawingml/2006/wordprocessingDrawing" xmlns:wpg="http://schemas.microsoft.com/office/word/2010/wordprocessingGroup" xmlns:wpi="http://schemas.microsoft.com/office/word/2010/wordprocessingInk" xmlns:wps="http://schemas.microsoft.com/office/word/2010/wordprocessingShape" xmlns:o="urn:schemas-microsoft-com:office:office" xmlns:v="urn:schemas-microsoft-com:vml" xmlns:w10="urn:schemas-microsoft-com:office:word" xmlns:w="http://schemas.openxmlformats.org/wordprocessingml/2006/main" xmlns:w14="http://schemas.microsoft.com/office/word/2010/wordml" xmlns:w15="http://schemas.microsoft.com/office/word/2012/wordml" xmlns:w16cex="http://schemas.microsoft.com/office/word/2018/wordml/cex" xmlns:w16cid="http://schemas.microsoft.com/office/word/2016/wordml/cid" xmlns:w16="http://schemas.microsoft.com/office/word/2018/wordml" xmlns:w16sdtdh="http://schemas.microsoft.com/office/word/2020/wordml/sdtdatahash" xmlns:w16sdtfl="http://schemas.microsoft.com/office/word/2024/wordml/sdtformatlock" xmlns:w16se="http://schemas.microsoft.com/office/word/2015/wordml/symex" xmlns:w16du="http://schemas.microsoft.com/office/word/2023/wordml/word16du" xmlns:wne="http://schemas.microsoft.com/office/word/2006/wordml" mc:Ignorable="w14 w15 w16se w16cid w16 w16cex w16sdtdh w16sdtfl w16du wp14">
+  <w:p>
+    <w:pPr>
+      <w:pStyle w:val="Header"/>
+    </w:pPr>
+  </w:p>
+</w:hdr>
+</file>
+
+<file path=word/header2.xml><?xml version="1.0" encoding="utf-8"?>
 <w:hdr xmlns:wpc="http://schemas.microsoft.com/office/word/2010/wordprocessingCanvas" xmlns:cx="http://schemas.microsoft.com/office/drawing/2014/chartex" xmlns:cx1="http://schemas.microsoft.com/office/drawing/2015/9/8/chartex" xmlns:cx2="http://schemas.microsoft.com/office/drawing/2015/10/21/chartex" xmlns:cx3="http://schemas.microsoft.com/office/drawing/2016/5/9/chartex" xmlns:cx4="http://schemas.microsoft.com/office/drawing/2016/5/10/chartex" xmlns:cx5="http://schemas.microsoft.com/office/drawing/2016/5/11/chartex" xmlns:cx6="http://schemas.microsoft.com/office/drawing/2016/5/12/chartex" xmlns:cx7="http://schemas.microsoft.com/office/drawing/2016/5/13/chartex" xmlns:cx8="http://schemas.microsoft.com/office/drawing/2016/5/14/chartex" xmlns:mc="http://schemas.openxmlformats.org/markup-compatibility/2006" xmlns:m="http://schemas.openxmlformats.org/officeDocument/2006/math" xmlns:aink="http://schemas.microsoft.com/office/drawing/2016/ink" xmlns:am3d="http://schemas.microsoft.com/office/drawing/2017/model3d" xmlns:oel="http://schemas.microsoft.com/office/2019/extlst" xmlns:r="http://schemas.openxmlformats.org/officeDocument/2006/relationships" xmlns:wp14="http://schemas.microsoft.com/office/word/2010/wordprocessingDrawing" xmlns:wp="http://schemas.openxmlformats.org/drawingml/2006/wordprocessingDrawing" xmlns:wpg="http://schemas.microsoft.com/office/word/2010/wordprocessingGroup" xmlns:wpi="http://schemas.microsoft.com/office/word/2010/wordprocessingInk" xmlns:wps="http://schemas.microsoft.com/office/word/2010/wordprocessingShape" xmlns:o="urn:schemas-microsoft-com:office:office" xmlns:v="urn:schemas-microsoft-com:vml" xmlns:w10="urn:schemas-microsoft-com:office:word" xmlns:w="http://schemas.openxmlformats.org/wordprocessingml/2006/main" xmlns:w14="http://schemas.microsoft.com/office/word/2010/wordml" xmlns:w15="http://schemas.microsoft.com/office/word/2012/wordml" xmlns:w16cex="http://schemas.microsoft.com/office/word/2018/wordml/cex" xmlns:w16cid="http://schemas.microsoft.com/office/word/2016/wordml/cid" xmlns:w16="http://schemas.microsoft.com/office/word/2018/wordml" xmlns:w16sdtdh="http://schemas.microsoft.com/office/word/2020/wordml/sdtdatahash" xmlns:w16sdtfl="http://schemas.microsoft.com/office/word/2024/wordml/sdtformatlock" xmlns:w16se="http://schemas.microsoft.com/office/word/2015/wordml/symex" xmlns:w16du="http://schemas.microsoft.com/office/word/2023/wordml/word16du" xmlns:wne="http://schemas.microsoft.com/office/word/2006/wordml" mc:Ignorable="w14 w15 w16se w16cid w16 w16cex w16sdtdh w16sdtfl w16du wp14">
   <w:p>
     <w:pPr>
@@ -7123,7 +7265,15 @@
         <w:sz w:val="20"/>
         <w:szCs w:val="20"/>
       </w:rPr>
-      <w:t>01</w:t>
+      <w:t>1</w:t>
+    </w:r>
+    <w:r>
+      <w:rPr>
+        <w:rFonts w:ascii="Arial" w:hAnsi="Arial" w:cs="Arial"/>
+        <w:sz w:val="20"/>
+        <w:szCs w:val="20"/>
+      </w:rPr>
+      <w:t>1</w:t>
     </w:r>
     <w:r>
       <w:rPr>
@@ -7165,6 +7315,16 @@
       </w:rPr>
       <w:t>6</w:t>
     </w:r>
+  </w:p>
+</w:hdr>
+</file>
+
+<file path=word/header3.xml><?xml version="1.0" encoding="utf-8"?>
+<w:hdr xmlns:wpc="http://schemas.microsoft.com/office/word/2010/wordprocessingCanvas" xmlns:cx="http://schemas.microsoft.com/office/drawing/2014/chartex" xmlns:cx1="http://schemas.microsoft.com/office/drawing/2015/9/8/chartex" xmlns:cx2="http://schemas.microsoft.com/office/drawing/2015/10/21/chartex" xmlns:cx3="http://schemas.microsoft.com/office/drawing/2016/5/9/chartex" xmlns:cx4="http://schemas.microsoft.com/office/drawing/2016/5/10/chartex" xmlns:cx5="http://schemas.microsoft.com/office/drawing/2016/5/11/chartex" xmlns:cx6="http://schemas.microsoft.com/office/drawing/2016/5/12/chartex" xmlns:cx7="http://schemas.microsoft.com/office/drawing/2016/5/13/chartex" xmlns:cx8="http://schemas.microsoft.com/office/drawing/2016/5/14/chartex" xmlns:mc="http://schemas.openxmlformats.org/markup-compatibility/2006" xmlns:m="http://schemas.openxmlformats.org/officeDocument/2006/math" xmlns:aink="http://schemas.microsoft.com/office/drawing/2016/ink" xmlns:am3d="http://schemas.microsoft.com/office/drawing/2017/model3d" xmlns:oel="http://schemas.microsoft.com/office/2019/extlst" xmlns:r="http://schemas.openxmlformats.org/officeDocument/2006/relationships" xmlns:wp14="http://schemas.microsoft.com/office/word/2010/wordprocessingDrawing" xmlns:wp="http://schemas.openxmlformats.org/drawingml/2006/wordprocessingDrawing" xmlns:wpg="http://schemas.microsoft.com/office/word/2010/wordprocessingGroup" xmlns:wpi="http://schemas.microsoft.com/office/word/2010/wordprocessingInk" xmlns:wps="http://schemas.microsoft.com/office/word/2010/wordprocessingShape" xmlns:o="urn:schemas-microsoft-com:office:office" xmlns:v="urn:schemas-microsoft-com:vml" xmlns:w10="urn:schemas-microsoft-com:office:word" xmlns:w="http://schemas.openxmlformats.org/wordprocessingml/2006/main" xmlns:w14="http://schemas.microsoft.com/office/word/2010/wordml" xmlns:w15="http://schemas.microsoft.com/office/word/2012/wordml" xmlns:w16cex="http://schemas.microsoft.com/office/word/2018/wordml/cex" xmlns:w16cid="http://schemas.microsoft.com/office/word/2016/wordml/cid" xmlns:w16="http://schemas.microsoft.com/office/word/2018/wordml" xmlns:w16sdtdh="http://schemas.microsoft.com/office/word/2020/wordml/sdtdatahash" xmlns:w16sdtfl="http://schemas.microsoft.com/office/word/2024/wordml/sdtformatlock" xmlns:w16se="http://schemas.microsoft.com/office/word/2015/wordml/symex" xmlns:w16du="http://schemas.microsoft.com/office/word/2023/wordml/word16du" xmlns:wne="http://schemas.microsoft.com/office/word/2006/wordml" mc:Ignorable="w14 w15 w16se w16cid w16 w16cex w16sdtdh w16sdtfl w16du wp14">
+  <w:p>
+    <w:pPr>
+      <w:pStyle w:val="Header"/>
+    </w:pPr>
   </w:p>
 </w:hdr>
 </file>

--- a/docs/Svea_Payments_Finland_for_WooCommerce_manual.docx
+++ b/docs/Svea_Payments_Finland_for_WooCommerce_manual.docx
@@ -388,7 +388,7 @@
           <w:szCs w:val="22"/>
         </w:rPr>
         <w:drawing>
-          <wp:inline distT="0" distB="0" distL="0" distR="0" wp14:anchorId="683FF40B" wp14:editId="114D319D">
+          <wp:inline distT="0" distB="0" distL="0" distR="0" wp14:anchorId="683FF40B" wp14:editId="4176AD27">
             <wp:extent cx="2000816" cy="2000816"/>
             <wp:effectExtent l="0" t="0" r="6350" b="6350"/>
             <wp:docPr id="326693259" name="Picture 1"/>
@@ -4833,14 +4833,6 @@
     </w:p>
     <w:p>
       <w:pPr>
-        <w:pStyle w:val="Textbody"/>
-      </w:pPr>
-      <w:r>
-        <w:t>Your Seller id and Secret Key are ignored when using the Sandbox mode.</w:t>
-      </w:r>
-    </w:p>
-    <w:p>
-      <w:pPr>
         <w:pStyle w:val="Heading2"/>
       </w:pPr>
       <w:bookmarkStart w:id="108" w:name="_Toc11353208"/>
@@ -4852,6 +4844,9 @@
       <w:bookmarkStart w:id="114" w:name="_Toc10646653"/>
       <w:bookmarkStart w:id="115" w:name="_Toc242215721"/>
       <w:r>
+        <w:t xml:space="preserve"> </w:t>
+      </w:r>
+      <w:r>
         <w:t>Payment</w:t>
       </w:r>
       <w:r>
@@ -4961,6 +4956,9 @@
       </w:pPr>
       <w:bookmarkStart w:id="117" w:name="_Toc242215723"/>
       <w:r>
+        <w:t xml:space="preserve"> </w:t>
+      </w:r>
+      <w:r>
         <w:t>Send delivery confirmation only for specific payment methods</w:t>
       </w:r>
       <w:bookmarkEnd w:id="117"/>
@@ -5052,6 +5050,9 @@
       <w:bookmarkStart w:id="118" w:name="_Toc242215724"/>
       <w:r>
         <w:lastRenderedPageBreak/>
+        <w:t xml:space="preserve"> </w:t>
+      </w:r>
+      <w:r>
         <w:t>Part Payment widget</w:t>
       </w:r>
       <w:bookmarkEnd w:id="118"/>
@@ -6730,12 +6731,8 @@
       </w:pPr>
     </w:p>
     <w:sectPr>
-      <w:headerReference w:type="even" r:id="rId37"/>
-      <w:headerReference w:type="default" r:id="rId38"/>
-      <w:footerReference w:type="even" r:id="rId39"/>
-      <w:footerReference w:type="default" r:id="rId40"/>
-      <w:headerReference w:type="first" r:id="rId41"/>
-      <w:footerReference w:type="first" r:id="rId42"/>
+      <w:headerReference w:type="default" r:id="rId37"/>
+      <w:footerReference w:type="default" r:id="rId38"/>
       <w:pgSz w:w="11906" w:h="16838"/>
       <w:pgMar w:top="1702" w:right="1416" w:bottom="1258" w:left="851" w:header="900" w:footer="125" w:gutter="0"/>
       <w:cols w:space="708"/>
@@ -6765,16 +6762,6 @@
 </file>
 
 <file path=word/footer1.xml><?xml version="1.0" encoding="utf-8"?>
-<w:ftr xmlns:wpc="http://schemas.microsoft.com/office/word/2010/wordprocessingCanvas" xmlns:cx="http://schemas.microsoft.com/office/drawing/2014/chartex" xmlns:cx1="http://schemas.microsoft.com/office/drawing/2015/9/8/chartex" xmlns:cx2="http://schemas.microsoft.com/office/drawing/2015/10/21/chartex" xmlns:cx3="http://schemas.microsoft.com/office/drawing/2016/5/9/chartex" xmlns:cx4="http://schemas.microsoft.com/office/drawing/2016/5/10/chartex" xmlns:cx5="http://schemas.microsoft.com/office/drawing/2016/5/11/chartex" xmlns:cx6="http://schemas.microsoft.com/office/drawing/2016/5/12/chartex" xmlns:cx7="http://schemas.microsoft.com/office/drawing/2016/5/13/chartex" xmlns:cx8="http://schemas.microsoft.com/office/drawing/2016/5/14/chartex" xmlns:mc="http://schemas.openxmlformats.org/markup-compatibility/2006" xmlns:m="http://schemas.openxmlformats.org/officeDocument/2006/math" xmlns:aink="http://schemas.microsoft.com/office/drawing/2016/ink" xmlns:am3d="http://schemas.microsoft.com/office/drawing/2017/model3d" xmlns:oel="http://schemas.microsoft.com/office/2019/extlst" xmlns:r="http://schemas.openxmlformats.org/officeDocument/2006/relationships" xmlns:wp14="http://schemas.microsoft.com/office/word/2010/wordprocessingDrawing" xmlns:wp="http://schemas.openxmlformats.org/drawingml/2006/wordprocessingDrawing" xmlns:wpg="http://schemas.microsoft.com/office/word/2010/wordprocessingGroup" xmlns:wpi="http://schemas.microsoft.com/office/word/2010/wordprocessingInk" xmlns:wps="http://schemas.microsoft.com/office/word/2010/wordprocessingShape" xmlns:o="urn:schemas-microsoft-com:office:office" xmlns:v="urn:schemas-microsoft-com:vml" xmlns:w10="urn:schemas-microsoft-com:office:word" xmlns:w="http://schemas.openxmlformats.org/wordprocessingml/2006/main" xmlns:w14="http://schemas.microsoft.com/office/word/2010/wordml" xmlns:w15="http://schemas.microsoft.com/office/word/2012/wordml" xmlns:w16cex="http://schemas.microsoft.com/office/word/2018/wordml/cex" xmlns:w16cid="http://schemas.microsoft.com/office/word/2016/wordml/cid" xmlns:w16="http://schemas.microsoft.com/office/word/2018/wordml" xmlns:w16sdtdh="http://schemas.microsoft.com/office/word/2020/wordml/sdtdatahash" xmlns:w16sdtfl="http://schemas.microsoft.com/office/word/2024/wordml/sdtformatlock" xmlns:w16se="http://schemas.microsoft.com/office/word/2015/wordml/symex" xmlns:w16du="http://schemas.microsoft.com/office/word/2023/wordml/word16du" xmlns:wne="http://schemas.microsoft.com/office/word/2006/wordml" mc:Ignorable="w14 w15 w16se w16cid w16 w16cex w16sdtdh w16sdtfl w16du wp14">
-  <w:p>
-    <w:pPr>
-      <w:pStyle w:val="Footer"/>
-    </w:pPr>
-  </w:p>
-</w:ftr>
-</file>
-
-<file path=word/footer2.xml><?xml version="1.0" encoding="utf-8"?>
 <w:ftr xmlns:wpc="http://schemas.microsoft.com/office/word/2010/wordprocessingCanvas" xmlns:cx="http://schemas.microsoft.com/office/drawing/2014/chartex" xmlns:cx1="http://schemas.microsoft.com/office/drawing/2015/9/8/chartex" xmlns:cx2="http://schemas.microsoft.com/office/drawing/2015/10/21/chartex" xmlns:cx3="http://schemas.microsoft.com/office/drawing/2016/5/9/chartex" xmlns:cx4="http://schemas.microsoft.com/office/drawing/2016/5/10/chartex" xmlns:cx5="http://schemas.microsoft.com/office/drawing/2016/5/11/chartex" xmlns:cx6="http://schemas.microsoft.com/office/drawing/2016/5/12/chartex" xmlns:cx7="http://schemas.microsoft.com/office/drawing/2016/5/13/chartex" xmlns:cx8="http://schemas.microsoft.com/office/drawing/2016/5/14/chartex" xmlns:mc="http://schemas.openxmlformats.org/markup-compatibility/2006" xmlns:m="http://schemas.openxmlformats.org/officeDocument/2006/math" xmlns:aink="http://schemas.microsoft.com/office/drawing/2016/ink" xmlns:am3d="http://schemas.microsoft.com/office/drawing/2017/model3d" xmlns:oel="http://schemas.microsoft.com/office/2019/extlst" xmlns:r="http://schemas.openxmlformats.org/officeDocument/2006/relationships" xmlns:wp14="http://schemas.microsoft.com/office/word/2010/wordprocessingDrawing" xmlns:wp="http://schemas.openxmlformats.org/drawingml/2006/wordprocessingDrawing" xmlns:wpg="http://schemas.microsoft.com/office/word/2010/wordprocessingGroup" xmlns:wpi="http://schemas.microsoft.com/office/word/2010/wordprocessingInk" xmlns:wps="http://schemas.microsoft.com/office/word/2010/wordprocessingShape" xmlns:o="urn:schemas-microsoft-com:office:office" xmlns:v="urn:schemas-microsoft-com:vml" xmlns:w10="urn:schemas-microsoft-com:office:word" xmlns:w="http://schemas.openxmlformats.org/wordprocessingml/2006/main" xmlns:w14="http://schemas.microsoft.com/office/word/2010/wordml" xmlns:w15="http://schemas.microsoft.com/office/word/2012/wordml" xmlns:w16cex="http://schemas.microsoft.com/office/word/2018/wordml/cex" xmlns:w16cid="http://schemas.microsoft.com/office/word/2016/wordml/cid" xmlns:w16="http://schemas.microsoft.com/office/word/2018/wordml" xmlns:w16sdtdh="http://schemas.microsoft.com/office/word/2020/wordml/sdtdatahash" xmlns:w16sdtfl="http://schemas.microsoft.com/office/word/2024/wordml/sdtformatlock" xmlns:w16se="http://schemas.microsoft.com/office/word/2015/wordml/symex" xmlns:w16du="http://schemas.microsoft.com/office/word/2023/wordml/word16du" xmlns:wne="http://schemas.microsoft.com/office/word/2006/wordml" mc:Ignorable="w14 w15 w16se w16cid w16 w16cex w16sdtdh w16sdtfl w16du wp14">
   <w:tbl>
     <w:tblPr>
@@ -7098,16 +7085,6 @@
 </w:ftr>
 </file>
 
-<file path=word/footer3.xml><?xml version="1.0" encoding="utf-8"?>
-<w:ftr xmlns:wpc="http://schemas.microsoft.com/office/word/2010/wordprocessingCanvas" xmlns:cx="http://schemas.microsoft.com/office/drawing/2014/chartex" xmlns:cx1="http://schemas.microsoft.com/office/drawing/2015/9/8/chartex" xmlns:cx2="http://schemas.microsoft.com/office/drawing/2015/10/21/chartex" xmlns:cx3="http://schemas.microsoft.com/office/drawing/2016/5/9/chartex" xmlns:cx4="http://schemas.microsoft.com/office/drawing/2016/5/10/chartex" xmlns:cx5="http://schemas.microsoft.com/office/drawing/2016/5/11/chartex" xmlns:cx6="http://schemas.microsoft.com/office/drawing/2016/5/12/chartex" xmlns:cx7="http://schemas.microsoft.com/office/drawing/2016/5/13/chartex" xmlns:cx8="http://schemas.microsoft.com/office/drawing/2016/5/14/chartex" xmlns:mc="http://schemas.openxmlformats.org/markup-compatibility/2006" xmlns:m="http://schemas.openxmlformats.org/officeDocument/2006/math" xmlns:aink="http://schemas.microsoft.com/office/drawing/2016/ink" xmlns:am3d="http://schemas.microsoft.com/office/drawing/2017/model3d" xmlns:oel="http://schemas.microsoft.com/office/2019/extlst" xmlns:r="http://schemas.openxmlformats.org/officeDocument/2006/relationships" xmlns:wp14="http://schemas.microsoft.com/office/word/2010/wordprocessingDrawing" xmlns:wp="http://schemas.openxmlformats.org/drawingml/2006/wordprocessingDrawing" xmlns:wpg="http://schemas.microsoft.com/office/word/2010/wordprocessingGroup" xmlns:wpi="http://schemas.microsoft.com/office/word/2010/wordprocessingInk" xmlns:wps="http://schemas.microsoft.com/office/word/2010/wordprocessingShape" xmlns:o="urn:schemas-microsoft-com:office:office" xmlns:v="urn:schemas-microsoft-com:vml" xmlns:w10="urn:schemas-microsoft-com:office:word" xmlns:w="http://schemas.openxmlformats.org/wordprocessingml/2006/main" xmlns:w14="http://schemas.microsoft.com/office/word/2010/wordml" xmlns:w15="http://schemas.microsoft.com/office/word/2012/wordml" xmlns:w16cex="http://schemas.microsoft.com/office/word/2018/wordml/cex" xmlns:w16cid="http://schemas.microsoft.com/office/word/2016/wordml/cid" xmlns:w16="http://schemas.microsoft.com/office/word/2018/wordml" xmlns:w16sdtdh="http://schemas.microsoft.com/office/word/2020/wordml/sdtdatahash" xmlns:w16sdtfl="http://schemas.microsoft.com/office/word/2024/wordml/sdtformatlock" xmlns:w16se="http://schemas.microsoft.com/office/word/2015/wordml/symex" xmlns:w16du="http://schemas.microsoft.com/office/word/2023/wordml/word16du" xmlns:wne="http://schemas.microsoft.com/office/word/2006/wordml" mc:Ignorable="w14 w15 w16se w16cid w16 w16cex w16sdtdh w16sdtfl w16du wp14">
-  <w:p>
-    <w:pPr>
-      <w:pStyle w:val="Footer"/>
-    </w:pPr>
-  </w:p>
-</w:ftr>
-</file>
-
 <file path=word/footnotes.xml><?xml version="1.0" encoding="utf-8"?>
 <w:footnotes xmlns:wpc="http://schemas.microsoft.com/office/word/2010/wordprocessingCanvas" xmlns:cx="http://schemas.microsoft.com/office/drawing/2014/chartex" xmlns:cx1="http://schemas.microsoft.com/office/drawing/2015/9/8/chartex" xmlns:cx2="http://schemas.microsoft.com/office/drawing/2015/10/21/chartex" xmlns:cx3="http://schemas.microsoft.com/office/drawing/2016/5/9/chartex" xmlns:cx4="http://schemas.microsoft.com/office/drawing/2016/5/10/chartex" xmlns:cx5="http://schemas.microsoft.com/office/drawing/2016/5/11/chartex" xmlns:cx6="http://schemas.microsoft.com/office/drawing/2016/5/12/chartex" xmlns:cx7="http://schemas.microsoft.com/office/drawing/2016/5/13/chartex" xmlns:cx8="http://schemas.microsoft.com/office/drawing/2016/5/14/chartex" xmlns:mc="http://schemas.openxmlformats.org/markup-compatibility/2006" xmlns:m="http://schemas.openxmlformats.org/officeDocument/2006/math" xmlns:aink="http://schemas.microsoft.com/office/drawing/2016/ink" xmlns:am3d="http://schemas.microsoft.com/office/drawing/2017/model3d" xmlns:oel="http://schemas.microsoft.com/office/2019/extlst" xmlns:r="http://schemas.openxmlformats.org/officeDocument/2006/relationships" xmlns:wp14="http://schemas.microsoft.com/office/word/2010/wordprocessingDrawing" xmlns:wp="http://schemas.openxmlformats.org/drawingml/2006/wordprocessingDrawing" xmlns:wpg="http://schemas.microsoft.com/office/word/2010/wordprocessingGroup" xmlns:wpi="http://schemas.microsoft.com/office/word/2010/wordprocessingInk" xmlns:wps="http://schemas.microsoft.com/office/word/2010/wordprocessingShape" xmlns:o="urn:schemas-microsoft-com:office:office" xmlns:v="urn:schemas-microsoft-com:vml" xmlns:w10="urn:schemas-microsoft-com:office:word" xmlns:w="http://schemas.openxmlformats.org/wordprocessingml/2006/main" xmlns:w14="http://schemas.microsoft.com/office/word/2010/wordml" xmlns:w15="http://schemas.microsoft.com/office/word/2012/wordml" xmlns:w16cex="http://schemas.microsoft.com/office/word/2018/wordml/cex" xmlns:w16cid="http://schemas.microsoft.com/office/word/2016/wordml/cid" xmlns:w16="http://schemas.microsoft.com/office/word/2018/wordml" xmlns:w16sdtdh="http://schemas.microsoft.com/office/word/2020/wordml/sdtdatahash" xmlns:w16sdtfl="http://schemas.microsoft.com/office/word/2024/wordml/sdtformatlock" xmlns:w16se="http://schemas.microsoft.com/office/word/2015/wordml/symex" xmlns:w16du="http://schemas.microsoft.com/office/word/2023/wordml/word16du" xmlns:wne="http://schemas.microsoft.com/office/word/2006/wordml" mc:Ignorable="w14 w15 w16se w16cid w16 w16cex w16sdtdh w16sdtfl w16du wp14">
   <w:footnote w:type="separator" w:id="-1">
@@ -7128,16 +7105,6 @@
 </file>
 
 <file path=word/header1.xml><?xml version="1.0" encoding="utf-8"?>
-<w:hdr xmlns:wpc="http://schemas.microsoft.com/office/word/2010/wordprocessingCanvas" xmlns:cx="http://schemas.microsoft.com/office/drawing/2014/chartex" xmlns:cx1="http://schemas.microsoft.com/office/drawing/2015/9/8/chartex" xmlns:cx2="http://schemas.microsoft.com/office/drawing/2015/10/21/chartex" xmlns:cx3="http://schemas.microsoft.com/office/drawing/2016/5/9/chartex" xmlns:cx4="http://schemas.microsoft.com/office/drawing/2016/5/10/chartex" xmlns:cx5="http://schemas.microsoft.com/office/drawing/2016/5/11/chartex" xmlns:cx6="http://schemas.microsoft.com/office/drawing/2016/5/12/chartex" xmlns:cx7="http://schemas.microsoft.com/office/drawing/2016/5/13/chartex" xmlns:cx8="http://schemas.microsoft.com/office/drawing/2016/5/14/chartex" xmlns:mc="http://schemas.openxmlformats.org/markup-compatibility/2006" xmlns:m="http://schemas.openxmlformats.org/officeDocument/2006/math" xmlns:aink="http://schemas.microsoft.com/office/drawing/2016/ink" xmlns:am3d="http://schemas.microsoft.com/office/drawing/2017/model3d" xmlns:oel="http://schemas.microsoft.com/office/2019/extlst" xmlns:r="http://schemas.openxmlformats.org/officeDocument/2006/relationships" xmlns:wp14="http://schemas.microsoft.com/office/word/2010/wordprocessingDrawing" xmlns:wp="http://schemas.openxmlformats.org/drawingml/2006/wordprocessingDrawing" xmlns:wpg="http://schemas.microsoft.com/office/word/2010/wordprocessingGroup" xmlns:wpi="http://schemas.microsoft.com/office/word/2010/wordprocessingInk" xmlns:wps="http://schemas.microsoft.com/office/word/2010/wordprocessingShape" xmlns:o="urn:schemas-microsoft-com:office:office" xmlns:v="urn:schemas-microsoft-com:vml" xmlns:w10="urn:schemas-microsoft-com:office:word" xmlns:w="http://schemas.openxmlformats.org/wordprocessingml/2006/main" xmlns:w14="http://schemas.microsoft.com/office/word/2010/wordml" xmlns:w15="http://schemas.microsoft.com/office/word/2012/wordml" xmlns:w16cex="http://schemas.microsoft.com/office/word/2018/wordml/cex" xmlns:w16cid="http://schemas.microsoft.com/office/word/2016/wordml/cid" xmlns:w16="http://schemas.microsoft.com/office/word/2018/wordml" xmlns:w16sdtdh="http://schemas.microsoft.com/office/word/2020/wordml/sdtdatahash" xmlns:w16sdtfl="http://schemas.microsoft.com/office/word/2024/wordml/sdtformatlock" xmlns:w16se="http://schemas.microsoft.com/office/word/2015/wordml/symex" xmlns:w16du="http://schemas.microsoft.com/office/word/2023/wordml/word16du" xmlns:wne="http://schemas.microsoft.com/office/word/2006/wordml" mc:Ignorable="w14 w15 w16se w16cid w16 w16cex w16sdtdh w16sdtfl w16du wp14">
-  <w:p>
-    <w:pPr>
-      <w:pStyle w:val="Header"/>
-    </w:pPr>
-  </w:p>
-</w:hdr>
-</file>
-
-<file path=word/header2.xml><?xml version="1.0" encoding="utf-8"?>
 <w:hdr xmlns:wpc="http://schemas.microsoft.com/office/word/2010/wordprocessingCanvas" xmlns:cx="http://schemas.microsoft.com/office/drawing/2014/chartex" xmlns:cx1="http://schemas.microsoft.com/office/drawing/2015/9/8/chartex" xmlns:cx2="http://schemas.microsoft.com/office/drawing/2015/10/21/chartex" xmlns:cx3="http://schemas.microsoft.com/office/drawing/2016/5/9/chartex" xmlns:cx4="http://schemas.microsoft.com/office/drawing/2016/5/10/chartex" xmlns:cx5="http://schemas.microsoft.com/office/drawing/2016/5/11/chartex" xmlns:cx6="http://schemas.microsoft.com/office/drawing/2016/5/12/chartex" xmlns:cx7="http://schemas.microsoft.com/office/drawing/2016/5/13/chartex" xmlns:cx8="http://schemas.microsoft.com/office/drawing/2016/5/14/chartex" xmlns:mc="http://schemas.openxmlformats.org/markup-compatibility/2006" xmlns:m="http://schemas.openxmlformats.org/officeDocument/2006/math" xmlns:aink="http://schemas.microsoft.com/office/drawing/2016/ink" xmlns:am3d="http://schemas.microsoft.com/office/drawing/2017/model3d" xmlns:oel="http://schemas.microsoft.com/office/2019/extlst" xmlns:r="http://schemas.openxmlformats.org/officeDocument/2006/relationships" xmlns:wp14="http://schemas.microsoft.com/office/word/2010/wordprocessingDrawing" xmlns:wp="http://schemas.openxmlformats.org/drawingml/2006/wordprocessingDrawing" xmlns:wpg="http://schemas.microsoft.com/office/word/2010/wordprocessingGroup" xmlns:wpi="http://schemas.microsoft.com/office/word/2010/wordprocessingInk" xmlns:wps="http://schemas.microsoft.com/office/word/2010/wordprocessingShape" xmlns:o="urn:schemas-microsoft-com:office:office" xmlns:v="urn:schemas-microsoft-com:vml" xmlns:w10="urn:schemas-microsoft-com:office:word" xmlns:w="http://schemas.openxmlformats.org/wordprocessingml/2006/main" xmlns:w14="http://schemas.microsoft.com/office/word/2010/wordml" xmlns:w15="http://schemas.microsoft.com/office/word/2012/wordml" xmlns:w16cex="http://schemas.microsoft.com/office/word/2018/wordml/cex" xmlns:w16cid="http://schemas.microsoft.com/office/word/2016/wordml/cid" xmlns:w16="http://schemas.microsoft.com/office/word/2018/wordml" xmlns:w16sdtdh="http://schemas.microsoft.com/office/word/2020/wordml/sdtdatahash" xmlns:w16sdtfl="http://schemas.microsoft.com/office/word/2024/wordml/sdtformatlock" xmlns:w16se="http://schemas.microsoft.com/office/word/2015/wordml/symex" xmlns:w16du="http://schemas.microsoft.com/office/word/2023/wordml/word16du" xmlns:wne="http://schemas.microsoft.com/office/word/2006/wordml" mc:Ignorable="w14 w15 w16se w16cid w16 w16cex w16sdtdh w16sdtfl w16du wp14">
   <w:p>
     <w:pPr>
@@ -7273,7 +7240,7 @@
         <w:sz w:val="20"/>
         <w:szCs w:val="20"/>
       </w:rPr>
-      <w:t>1</w:t>
+      <w:t>2</w:t>
     </w:r>
     <w:r>
       <w:rPr>
@@ -7315,16 +7282,6 @@
       </w:rPr>
       <w:t>6</w:t>
     </w:r>
-  </w:p>
-</w:hdr>
-</file>
-
-<file path=word/header3.xml><?xml version="1.0" encoding="utf-8"?>
-<w:hdr xmlns:wpc="http://schemas.microsoft.com/office/word/2010/wordprocessingCanvas" xmlns:cx="http://schemas.microsoft.com/office/drawing/2014/chartex" xmlns:cx1="http://schemas.microsoft.com/office/drawing/2015/9/8/chartex" xmlns:cx2="http://schemas.microsoft.com/office/drawing/2015/10/21/chartex" xmlns:cx3="http://schemas.microsoft.com/office/drawing/2016/5/9/chartex" xmlns:cx4="http://schemas.microsoft.com/office/drawing/2016/5/10/chartex" xmlns:cx5="http://schemas.microsoft.com/office/drawing/2016/5/11/chartex" xmlns:cx6="http://schemas.microsoft.com/office/drawing/2016/5/12/chartex" xmlns:cx7="http://schemas.microsoft.com/office/drawing/2016/5/13/chartex" xmlns:cx8="http://schemas.microsoft.com/office/drawing/2016/5/14/chartex" xmlns:mc="http://schemas.openxmlformats.org/markup-compatibility/2006" xmlns:m="http://schemas.openxmlformats.org/officeDocument/2006/math" xmlns:aink="http://schemas.microsoft.com/office/drawing/2016/ink" xmlns:am3d="http://schemas.microsoft.com/office/drawing/2017/model3d" xmlns:oel="http://schemas.microsoft.com/office/2019/extlst" xmlns:r="http://schemas.openxmlformats.org/officeDocument/2006/relationships" xmlns:wp14="http://schemas.microsoft.com/office/word/2010/wordprocessingDrawing" xmlns:wp="http://schemas.openxmlformats.org/drawingml/2006/wordprocessingDrawing" xmlns:wpg="http://schemas.microsoft.com/office/word/2010/wordprocessingGroup" xmlns:wpi="http://schemas.microsoft.com/office/word/2010/wordprocessingInk" xmlns:wps="http://schemas.microsoft.com/office/word/2010/wordprocessingShape" xmlns:o="urn:schemas-microsoft-com:office:office" xmlns:v="urn:schemas-microsoft-com:vml" xmlns:w10="urn:schemas-microsoft-com:office:word" xmlns:w="http://schemas.openxmlformats.org/wordprocessingml/2006/main" xmlns:w14="http://schemas.microsoft.com/office/word/2010/wordml" xmlns:w15="http://schemas.microsoft.com/office/word/2012/wordml" xmlns:w16cex="http://schemas.microsoft.com/office/word/2018/wordml/cex" xmlns:w16cid="http://schemas.microsoft.com/office/word/2016/wordml/cid" xmlns:w16="http://schemas.microsoft.com/office/word/2018/wordml" xmlns:w16sdtdh="http://schemas.microsoft.com/office/word/2020/wordml/sdtdatahash" xmlns:w16sdtfl="http://schemas.microsoft.com/office/word/2024/wordml/sdtformatlock" xmlns:w16se="http://schemas.microsoft.com/office/word/2015/wordml/symex" xmlns:w16du="http://schemas.microsoft.com/office/word/2023/wordml/word16du" xmlns:wne="http://schemas.microsoft.com/office/word/2006/wordml" mc:Ignorable="w14 w15 w16se w16cid w16 w16cex w16sdtdh w16sdtfl w16du wp14">
-  <w:p>
-    <w:pPr>
-      <w:pStyle w:val="Header"/>
-    </w:pPr>
   </w:p>
 </w:hdr>
 </file>
